--- a/WIP/HV世界线/地区介绍（文本）·新.docx
+++ b/WIP/HV世界线/地区介绍（文本）·新.docx
@@ -61,10 +61,17 @@
           <w:rFonts w:hint="eastAsia" w:ascii="宋体" w:hAnsi="宋体" w:eastAsia="宋体" w:cs="宋体"/>
           <w:lang w:val="en-US" w:eastAsia="zh-CN"/>
         </w:rPr>
-        <w:t>左翼对选举结果感到十分不满，宣称共和国已经进入了所谓“黑暗时代”，由激进社会主义者和无政府社会主义者更是彻底否认新共和国的右翼政权并于次年在西班牙东部举行罢工游行。这场总罢工很快蔓延开来，在东部的几个地区逐渐升级为起义。以弗朗哥为首的军警镇压不及，激进左派已经独自组建了行政体系与民兵武装，并同意承认和支持巴斯克，加泰隆尼亚，加利西亚等地的自治权利。为了防止一场新的内战爆发，共和国与左翼政府达成和谈，同意了自治区和左翼控制区的自治，一大批旧军队领袖被强制退役。</w:t>
+        <w:t>左翼对选举结果感到十分不满，宣称共和国已经进入了所谓“黑暗时代”，由激进社会主义者和无政府社会主义者更是彻底否认新共和国的右翼政权并于次年在西班牙东部举行罢工游行。这场总罢工很快蔓延开来，在东部的几个地区逐渐升级为起义。以弗朗哥为首的军警镇压不及，激进左派已经独自组建了行政体系与民兵武装，并公开</w:t>
       </w:r>
       <w:bookmarkStart w:id="0" w:name="_GoBack"/>
       <w:bookmarkEnd w:id="0"/>
+      <w:r>
+        <w:rPr>
+          <w:rFonts w:hint="eastAsia" w:ascii="宋体" w:hAnsi="宋体" w:eastAsia="宋体" w:cs="宋体"/>
+          <w:lang w:val="en-US" w:eastAsia="zh-CN"/>
+        </w:rPr>
+        <w:t>承认和支持巴斯克，加泰隆尼亚，加利西亚等地的自治权利。为了防止一场新的内战爆发，共和国与左翼政府达成和谈，同意了自治区和左翼控制区的自治，一大批旧军队领袖被强制退役。</w:t>
+      </w:r>
     </w:p>
     <w:sectPr>
       <w:pgSz w:w="11906" w:h="16838"/>
@@ -152,7 +159,7 @@
     <w:lsdException w:qFormat="1" w:unhideWhenUsed="0" w:uiPriority="0" w:semiHidden="0" w:name="Title"/>
     <w:lsdException w:unhideWhenUsed="0" w:uiPriority="0" w:semiHidden="0" w:name="Closing"/>
     <w:lsdException w:unhideWhenUsed="0" w:uiPriority="0" w:semiHidden="0" w:name="Signature"/>
-    <w:lsdException w:unhideWhenUsed="0" w:uiPriority="0" w:name="Default Paragraph Font"/>
+    <w:lsdException w:qFormat="1" w:unhideWhenUsed="0" w:uiPriority="0" w:name="Default Paragraph Font"/>
     <w:lsdException w:unhideWhenUsed="0" w:uiPriority="0" w:semiHidden="0" w:name="Body Text"/>
     <w:lsdException w:unhideWhenUsed="0" w:uiPriority="0" w:semiHidden="0" w:name="Body Text Indent"/>
     <w:lsdException w:unhideWhenUsed="0" w:uiPriority="0" w:semiHidden="0" w:name="List Continue"/>
@@ -429,6 +436,7 @@
   <w:style w:type="character" w:default="1" w:styleId="7">
     <w:name w:val="Default Paragraph Font"/>
     <w:semiHidden/>
+    <w:qFormat/>
     <w:uiPriority w:val="0"/>
   </w:style>
   <w:style w:type="table" w:default="1" w:styleId="6">
